--- a/hub/files/Case6.docx
+++ b/hub/files/Case6.docx
@@ -7,7 +7,7 @@
         <w:pStyle w:val="Heading1"/>
       </w:pPr>
       <w:r>
-        <w:t>Case 6 — Mediacom Sampling</w:t>
+        <w:t>Case 6 — Red Lion (Data Collection)</w:t>
       </w:r>
     </w:p>
     <w:tbl>
@@ -57,7 +57,7 @@
                 <w:b/>
                 <w:sz w:val="19"/>
               </w:rPr>
-              <w:t>Participation component — presenting team (Team 6) scored on the rubric below; every team submits the filled worksheet</w:t>
+              <w:t>Participation component — presenting team (Team 5) scored on the rubric below; every team submits the filled worksheet</w:t>
             </w:r>
           </w:p>
         </w:tc>
@@ -95,7 +95,7 @@
               <w:rPr>
                 <w:sz w:val="19"/>
               </w:rPr>
-              <w:t>Wed Oct 7, start of class (worksheet, all teams); Team 6 presents in class that day</w:t>
+              <w:t>Wed Oct 14, start of class (worksheet, all teams); Team 5 presents in class (Zoom) that day</w:t>
             </w:r>
           </w:p>
         </w:tc>
@@ -171,7 +171,7 @@
               <w:rPr>
                 <w:sz w:val="19"/>
               </w:rPr>
-              <w:t>Canvas — this doc's worksheet filled (one PDF per team); Team 6 also uploads slides before class</w:t>
+              <w:t>Canvas — this doc's worksheet filled (one PDF per team); Team 5 also uploads slides before class</w:t>
             </w:r>
           </w:p>
         </w:tc>
@@ -186,13 +186,13 @@
         <w:t>Where this fits:</w:t>
       </w:r>
       <w:r>
-        <w:t xml:space="preserve"> Lecture — Week 7 Monday, </w:t>
+        <w:t xml:space="preserve"> Lecture — Week 8 Monday, </w:t>
       </w:r>
       <w:r>
         <w:rPr>
           <w:i/>
         </w:rPr>
-        <w:t>Sampling: theory, size, implementation</w:t>
+        <w:t>Descriptives + the data analysis plan</w:t>
       </w:r>
       <w:r>
         <w:t xml:space="preserve"> (watch the assigned pre-watch recording first) → Practice — Summit Point round </w:t>
@@ -204,16 +204,7 @@
         <w:t>r10</w:t>
       </w:r>
       <w:r>
-        <w:t xml:space="preserve"> </w:t>
-      </w:r>
-      <w:r>
-        <w:rPr>
-          <w:i/>
-        </w:rPr>
-        <w:t>Sampling Plan</w:t>
-      </w:r>
-      <w:r>
-        <w:t xml:space="preserve"> → Now the case: it presents in the fielding-QA session, days before your own PA5 sampling plan is due — Mediacom's mistakes are the ones your plan must avoid.</w:t>
+        <w:t>'s fielding-QA block → Now the case: your own PA5.5 data collection is live this week, so every trade-off Mr. Campion faces — coverage, cost, self-selection, incentives — is one your team is managing right now.</w:t>
       </w:r>
     </w:p>
     <w:p>
@@ -226,25 +217,7 @@
     </w:p>
     <w:p>
       <w:r>
-        <w:t xml:space="preserve">Mediacom wants to test four new cable/internet packages on a </w:t>
-      </w:r>
-      <w:r>
-        <w:rPr>
-          <w:b/>
-        </w:rPr>
-        <w:t>representative</w:t>
-      </w:r>
-      <w:r>
-        <w:t xml:space="preserve"> sample of customers </w:t>
-      </w:r>
-      <w:r>
-        <w:rPr>
-          <w:i/>
-        </w:rPr>
-        <w:t>and potential customers</w:t>
-      </w:r>
-      <w:r>
-        <w:t xml:space="preserve"> in Columbia, MO. Its researcher proposes three sampling procedures. Your team assesses how representative each one actually is — who gets in, who gets left out, and which biases result — then proposes a better plan.</w:t>
+        <w:t>The Red Lion, a 13-pub English chain on the east coast, has outgrown its founder's personal quality control. Mr. Campion is weighing four ways to monitor food and service quality across the chain. Your team assesses the merits of each data-collection mechanism — who responds, what it costs, what it can detect — and recommends one (or a combination, or none).</w:t>
       </w:r>
     </w:p>
     <w:p>
@@ -268,25 +241,16 @@
         <w:pStyle w:val="ListNumber"/>
       </w:pPr>
       <w:r>
-        <w:t xml:space="preserve">For each procedure, define </w:t>
+        <w:t xml:space="preserve">For each alternative, ask: </w:t>
       </w:r>
       <w:r>
         <w:rPr>
           <w:b/>
         </w:rPr>
-        <w:t>who can be sampled at all</w:t>
+        <w:t>who actually ends up in the data</w:t>
       </w:r>
       <w:r>
-        <w:t xml:space="preserve"> (the operating frame) and compare it to the target population — customers </w:t>
-      </w:r>
-      <w:r>
-        <w:rPr>
-          <w:i/>
-        </w:rPr>
-        <w:t>and</w:t>
-      </w:r>
-      <w:r>
-        <w:t xml:space="preserve"> potential customers.</w:t>
+        <w:t xml:space="preserve"> (self-selected complainers? intercepted exiters? deal-seekers?), and how that shapes what Campion sees.</w:t>
       </w:r>
     </w:p>
     <w:p>
@@ -294,16 +258,16 @@
         <w:pStyle w:val="ListNumber"/>
       </w:pPr>
       <w:r>
-        <w:t xml:space="preserve">Name </w:t>
+        <w:t xml:space="preserve">Weigh </w:t>
       </w:r>
       <w:r>
         <w:rPr>
           <w:b/>
         </w:rPr>
-        <w:t>who is excluded or over-represented</w:t>
+        <w:t>cost and continuity</w:t>
       </w:r>
       <w:r>
-        <w:t xml:space="preserve"> and the resulting bias (frame error, self-selection, nonresponse).</w:t>
+        <w:t xml:space="preserve"> — quality monitoring is ongoing, not a one-shot study.</w:t>
       </w:r>
     </w:p>
     <w:p>
@@ -311,16 +275,16 @@
         <w:pStyle w:val="ListNumber"/>
       </w:pPr>
       <w:r>
-        <w:t xml:space="preserve">Give each procedure a </w:t>
+        <w:t xml:space="preserve">Assess what each mechanism can and cannot </w:t>
       </w:r>
       <w:r>
         <w:rPr>
           <w:b/>
         </w:rPr>
-        <w:t>representativeness verdict</w:t>
+        <w:t>detect</w:t>
       </w:r>
       <w:r>
-        <w:t xml:space="preserve"> with the single biggest flaw.</w:t>
+        <w:t xml:space="preserve"> (a slipping kitchen? a rude server? a slow decline in ambience?).</w:t>
       </w:r>
     </w:p>
     <w:p>
@@ -328,16 +292,16 @@
         <w:pStyle w:val="ListNumber"/>
       </w:pPr>
       <w:r>
-        <w:t xml:space="preserve">Design a </w:t>
+        <w:t xml:space="preserve">Make a </w:t>
       </w:r>
       <w:r>
         <w:rPr>
           <w:b/>
         </w:rPr>
-        <w:t>better option</w:t>
+        <w:t>recommendation</w:t>
       </w:r>
       <w:r>
-        <w:t>: frame(s), probability method, and how you'd reach non-customers.</w:t>
+        <w:t xml:space="preserve"> — one alternative, a combination, or something better — and defend it against the strongest rival.</w:t>
       </w:r>
     </w:p>
     <w:p>
@@ -351,10 +315,10 @@
         <w:rPr>
           <w:b/>
         </w:rPr>
-        <w:t>Team 6:</w:t>
+        <w:t>Team 5 (presenters):</w:t>
       </w:r>
       <w:r>
-        <w:t xml:space="preserve"> build slides that teach the class the frame-vs-population logic and your better plan — 10–15 minutes, professor-role.</w:t>
+        <w:t xml:space="preserve"> watch the prior team's recording, then build a presentation that beats it — re-teach the selection-bias logic better, critique the prior presentation, and run an interactive mechanism-choice exercise.</w:t>
       </w:r>
     </w:p>
     <w:p>
@@ -390,7 +354,7 @@
         <w:t xml:space="preserve">☐  </w:t>
       </w:r>
       <w:r>
-        <w:t>Slides — Team 6 only, uploaded before class</w:t>
+        <w:t>Slides — Team 5 only, uploaded before class</w:t>
       </w:r>
     </w:p>
     <w:p>
@@ -413,6 +377,44 @@
       </w:pPr>
       <w:r>
         <w:t>How you'll be graded</w:t>
+      </w:r>
+    </w:p>
+    <w:p>
+      <w:r>
+        <w:rPr>
+          <w:b/>
+        </w:rPr>
+        <w:t>The benchmark (Team 5):</w:t>
+      </w:r>
+      <w:r>
+        <w:t xml:space="preserve"> the prior semester's recorded presentation of this case is posted on Canvas — your job is to beat it: (1) re-teach at least one key concept </w:t>
+      </w:r>
+      <w:r>
+        <w:rPr>
+          <w:b/>
+        </w:rPr>
+        <w:t>better</w:t>
+      </w:r>
+      <w:r>
+        <w:t xml:space="preserve"> than the recording, (2) critique the prior presentation — what worked, what misled, what was missed — and (3) run an </w:t>
+      </w:r>
+      <w:r>
+        <w:rPr>
+          <w:b/>
+        </w:rPr>
+        <w:t>original interactive exercise</w:t>
+      </w:r>
+      <w:r>
+        <w:t xml:space="preserve"> with the class. </w:t>
+      </w:r>
+      <w:r>
+        <w:rPr>
+          <w:b/>
+        </w:rPr>
+        <w:t>20-minute block: 15 min presentation + 5 min Q&amp;A.</w:t>
+      </w:r>
+      <w:r>
+        <w:t xml:space="preserve"> If no prior recording exists for this case, the instructor's Case-1 demo is the benchmark.</w:t>
       </w:r>
     </w:p>
     <w:p>
@@ -544,20 +546,20 @@
               <w:rPr>
                 <w:sz w:val="19"/>
               </w:rPr>
-              <w:t xml:space="preserve">Each procedure judged against the </w:t>
+              <w:t xml:space="preserve">Each alternative analyzed for </w:t>
             </w:r>
             <w:r>
               <w:rPr>
                 <w:i/>
                 <w:sz w:val="19"/>
               </w:rPr>
-              <w:t>stated</w:t>
+              <w:t>who selects into it</w:t>
             </w:r>
             <w:r>
               <w:rPr>
                 <w:sz w:val="19"/>
               </w:rPr>
-              <w:t xml:space="preserve"> target population (customers + potentials); the better option names an actual frame and probability method, not "do a random sample"</w:t>
+              <w:t>, not just convenience; recommendation fits an ongoing quality-monitoring purpose and is defended against the strongest rival</w:t>
             </w:r>
           </w:p>
         </w:tc>
@@ -613,7 +615,7 @@
               <w:rPr>
                 <w:sz w:val="19"/>
               </w:rPr>
-              <w:t>Frame error, self-selection, nonresponse, convenience vs. probability sampling used correctly; incentive effects reasoned, not hand-waved</w:t>
+              <w:t>Self-selection, coverage, nonresponse, and incentive bias named and applied correctly; social-media reviews recognized as data with extreme-experience skew, not dismissed or embraced wholesale</w:t>
             </w:r>
           </w:p>
         </w:tc>
@@ -633,7 +635,7 @@
               <w:rPr>
                 <w:sz w:val="19"/>
               </w:rPr>
-              <w:t>Teaching the class</w:t>
+              <w:t>Beat the benchmark: re-teach &amp; critique</w:t>
             </w:r>
           </w:p>
         </w:tc>
@@ -669,20 +671,7 @@
               <w:rPr>
                 <w:sz w:val="19"/>
               </w:rPr>
-              <w:t xml:space="preserve">Presentation teaches the class to ask "who </w:t>
-            </w:r>
-            <w:r>
-              <w:rPr>
-                <w:i/>
-                <w:sz w:val="19"/>
-              </w:rPr>
-              <w:t>can't</w:t>
-            </w:r>
-            <w:r>
-              <w:rPr>
-                <w:sz w:val="19"/>
-              </w:rPr>
-              <w:t xml:space="preserve"> this procedure reach?" and names the subtlest exclusion, with a discussion question for the class</w:t>
+              <w:t>How response mechanisms filter the data taught measurably better than the prior recording; the critique names specifics, not vibes</w:t>
             </w:r>
           </w:p>
         </w:tc>
@@ -702,7 +691,7 @@
               <w:rPr>
                 <w:sz w:val="19"/>
               </w:rPr>
-              <w:t>Slides &amp; delivery</w:t>
+              <w:t>Interactive exercise &amp; delivery</w:t>
             </w:r>
           </w:p>
         </w:tc>
@@ -738,7 +727,7 @@
               <w:rPr>
                 <w:sz w:val="19"/>
               </w:rPr>
-              <w:t>10–15 minutes, clear slides, professor-role — teaching the case, not reading it</w:t>
+              <w:t>Original exercise that makes the class apply the skill; 15 min + 5 Q&amp;A, clear slides, run to time</w:t>
             </w:r>
           </w:p>
         </w:tc>
@@ -860,36 +849,73 @@
     </w:p>
     <w:p>
       <w:r>
-        <w:t>Mediacom is in the process of changing its package and pricing structure for cable TV and internet services. It has developed four media packages and wants to assess the relative attractiveness of these four packages in a representative sample of customers and potential customers in Columbia, MO. Their researcher is considering the following sampling procedures:</w:t>
+        <w:t>The Red Lion, Ltd., is a chain of 13 bar-restaurants located in seven major cities on the east coast. The original Red Lion was opened in 2003 by Albert Campion, an English expatriate. The chain is modeled after the typical English pub. Much of the equipment and furnishings have been collected from actual pubs throughout the British Isles. The Red Lion sells typical English dishes such as fish and chips and kidney pie, as well as a variety of sandwiches and a selection of American and English beers. In addition, Mr. Campion claims to have the largest collection of Scotch whiskeys outside of the British Isles.</w:t>
+      </w:r>
+    </w:p>
+    <w:p>
+      <w:r>
+        <w:t>Mr. Campion feels that "the key to the successful operation of a pub is the maintenance of a friendly, intimate ambience." He would like to personally oversee the operation of each pub, but that has become impossible as the chain has grown. Because of this, Mr. Campion has invested in hiring top-quality managers, most of whom are from England. Despite the care Mr. Campion has taken, he still feels that he needs some mechanism to ensure that the food and service are of a consistently high quality. To this end, he is considering these alternatives:</w:t>
       </w:r>
     </w:p>
     <w:p>
       <w:pPr>
-        <w:pStyle w:val="ListNumber"/>
+        <w:pStyle w:val="ListBullet"/>
       </w:pPr>
       <w:r>
-        <w:t>Include a survey with the monthly billing statement, along with a pre-paid postage reply envelope.</w:t>
+        <w:rPr>
+          <w:b/>
+        </w:rPr>
+        <w:t>A.</w:t>
+      </w:r>
+      <w:r>
+        <w:t xml:space="preserve"> A short questionnaire is placed on each table. Customers who have criticism, praise, or suggestions are asked to complete the form and give it to their server.</w:t>
       </w:r>
     </w:p>
     <w:p>
       <w:pPr>
-        <w:pStyle w:val="ListNumber"/>
+        <w:pStyle w:val="ListBullet"/>
       </w:pPr>
       <w:r>
-        <w:t>Do a mall intercept survey at Columbia Mall and survey 500 actual or potential Mediacom customers.</w:t>
+        <w:rPr>
+          <w:b/>
+        </w:rPr>
+        <w:t>B.</w:t>
+      </w:r>
+      <w:r>
+        <w:t xml:space="preserve"> A trained interviewer visits each pub on an unannounced basis. Selected customers are interviewed as they are leaving the pub.</w:t>
       </w:r>
     </w:p>
     <w:p>
       <w:pPr>
-        <w:pStyle w:val="ListNumber"/>
+        <w:pStyle w:val="ListBullet"/>
       </w:pPr>
       <w:r>
-        <w:t>Conduct an internet survey. Respondents would be paid $2 for completing a survey and would be recruited through banner ads on local newspaper, television, and radio websites.</w:t>
+        <w:rPr>
+          <w:b/>
+        </w:rPr>
+        <w:t>C.</w:t>
+      </w:r>
+      <w:r>
+        <w:t xml:space="preserve"> Mr. Campion contracts with a customer-experience firm. At the bottom of each customer's receipt is a link to an online survey; customers who complete it receive a discount on their next visit.</w:t>
+      </w:r>
+    </w:p>
+    <w:p>
+      <w:pPr>
+        <w:pStyle w:val="ListBullet"/>
+      </w:pPr>
+      <w:r>
+        <w:rPr>
+          <w:b/>
+        </w:rPr>
+        <w:t>D.</w:t>
+      </w:r>
+      <w:r>
+        <w:t xml:space="preserve"> None of the above. Instead, rely on posts to sites like Yelp and Facebook to assess customer satisfaction.</w:t>
       </w:r>
     </w:p>
     <w:p>
       <w:r>
-        <w:t>Be prepared to discuss how representative of the target population each of these approaches would be. Also, be prepared to suggest a better option for collecting the data.</w:t>
+        <w:t>Discuss the merits of these alternatives and indicate which, if any, you would recommend to Mr. Campion.</w:t>
       </w:r>
     </w:p>
     <w:p>
@@ -939,7 +965,7 @@
                 <w:b/>
                 <w:sz w:val="18"/>
               </w:rPr>
-              <w:t>Procedure</w:t>
+              <w:t>Alternative</w:t>
             </w:r>
           </w:p>
         </w:tc>
@@ -959,7 +985,7 @@
                 <w:b/>
                 <w:sz w:val="18"/>
               </w:rPr>
-              <w:t>Who can be sampled (the frame) vs. the target population</w:t>
+              <w:t>Who ends up in the data (selection mechanism)</w:t>
             </w:r>
           </w:p>
         </w:tc>
@@ -979,7 +1005,7 @@
                 <w:b/>
                 <w:sz w:val="18"/>
               </w:rPr>
-              <w:t>Who is excluded / over-represented, and the bias that results</w:t>
+              <w:t>Merits</w:t>
             </w:r>
           </w:p>
         </w:tc>
@@ -999,7 +1025,7 @@
                 <w:b/>
                 <w:sz w:val="18"/>
               </w:rPr>
-              <w:t>Representativeness verdict + biggest flaw</w:t>
+              <w:t>Drawbacks (bias, cost, what it can't detect)</w:t>
             </w:r>
           </w:p>
         </w:tc>
@@ -1019,7 +1045,7 @@
               <w:rPr>
                 <w:sz w:val="18"/>
               </w:rPr>
-              <w:t>1 — Billing-statement insert</w:t>
+              <w:t>A — Table comment card</w:t>
             </w:r>
           </w:p>
         </w:tc>
@@ -1075,7 +1101,7 @@
               <w:rPr>
                 <w:sz w:val="18"/>
               </w:rPr>
-              <w:t>2 — Columbia Mall intercept (n = 500)</w:t>
+              <w:t>B — Unannounced exit interviews (trained interviewer)</w:t>
             </w:r>
           </w:p>
         </w:tc>
@@ -1131,7 +1157,63 @@
               <w:rPr>
                 <w:sz w:val="18"/>
               </w:rPr>
-              <w:t>3 — Internet survey, $2 incentive, banner-ad recruiting</w:t>
+              <w:t>C — Receipt-link online survey + discount</w:t>
+            </w:r>
+          </w:p>
+        </w:tc>
+        <w:tc>
+          <w:tcPr>
+            <w:tcW w:type="dxa" w:w="3528"/>
+          </w:tcPr>
+          <w:p>
+            <w:r>
+              <w:rPr>
+                <w:sz w:val="18"/>
+              </w:rPr>
+            </w:r>
+          </w:p>
+        </w:tc>
+        <w:tc>
+          <w:tcPr>
+            <w:tcW w:type="dxa" w:w="3528"/>
+          </w:tcPr>
+          <w:p>
+            <w:r>
+              <w:rPr>
+                <w:sz w:val="18"/>
+              </w:rPr>
+            </w:r>
+          </w:p>
+        </w:tc>
+        <w:tc>
+          <w:tcPr>
+            <w:tcW w:type="dxa" w:w="3528"/>
+          </w:tcPr>
+          <w:p>
+            <w:r>
+              <w:rPr>
+                <w:sz w:val="18"/>
+              </w:rPr>
+            </w:r>
+          </w:p>
+        </w:tc>
+      </w:tr>
+      <w:tr>
+        <w:tc>
+          <w:tcPr>
+            <w:tcW w:type="dxa" w:w="3528"/>
+          </w:tcPr>
+          <w:p>
+            <w:r>
+              <w:rPr>
+                <w:sz w:val="18"/>
+              </w:rPr>
+            </w:r>
+            <w:r>
+              <w:rPr>
+                <w:sz w:val="18"/>
+              </w:rPr>
+              <w:t>D — Rely on Yelp / Facebook posts</w:t>
             </w:r>
           </w:p>
         </w:tc>
@@ -1189,7 +1271,7 @@
         <w:rPr>
           <w:b/>
         </w:rPr>
-        <w:t>Your better option (frame, probability method, how you reach potential customers — 3–5 sentences):</w:t>
+        <w:t>Recommendation to Mr. Campion + defense against the strongest rival (3–5 sentences):</w:t>
       </w:r>
     </w:p>
     <w:p>

--- a/hub/files/Case6.docx
+++ b/hub/files/Case6.docx
@@ -57,7 +57,35 @@
                 <w:b/>
                 <w:sz w:val="19"/>
               </w:rPr>
-              <w:t>Participation component — presenting team (Team 5) scored on the rubric below; every team submits the filled worksheet</w:t>
+              <w:t xml:space="preserve">Write-up </w:t>
+            </w:r>
+            <w:r>
+              <w:rPr>
+                <w:b/>
+                <w:sz w:val="19"/>
+              </w:rPr>
+              <w:t>5 pts</w:t>
+            </w:r>
+            <w:r>
+              <w:rPr>
+                <w:b/>
+                <w:sz w:val="19"/>
+              </w:rPr>
+              <w:t xml:space="preserve"> (every team) + presentation </w:t>
+            </w:r>
+            <w:r>
+              <w:rPr>
+                <w:b/>
+                <w:sz w:val="19"/>
+              </w:rPr>
+              <w:t>20 pts</w:t>
+            </w:r>
+            <w:r>
+              <w:rPr>
+                <w:b/>
+                <w:sz w:val="19"/>
+              </w:rPr>
+              <w:t xml:space="preserve"> (Team 5, team-graded on the rubric below)</w:t>
             </w:r>
           </w:p>
         </w:tc>
@@ -226,6 +254,29 @@
       </w:pPr>
       <w:r>
         <w:t>Steps</w:t>
+      </w:r>
+    </w:p>
+    <w:p>
+      <w:r>
+        <w:t xml:space="preserve">*Voice-first prep: after reading the case yourself, talk it through with the </w:t>
+      </w:r>
+      <w:r>
+        <w:rPr>
+          <w:b/>
+        </w:rPr>
+        <w:t>AI voice tutor</w:t>
+      </w:r>
+      <w:r>
+        <w:t xml:space="preserve"> (ChatGPT voice mode; starter prompt posted with the case), with this week's assigned </w:t>
+      </w:r>
+      <w:r>
+        <w:rPr>
+          <w:b/>
+        </w:rPr>
+        <w:t>textbook chapter</w:t>
+      </w:r>
+      <w:r>
+        <w:t xml:space="preserve"> in hand as context — it quizzes and challenges rather than answering. Disclose the session in the AI reflection.*</w:t>
       </w:r>
     </w:p>
     <w:p>
@@ -419,7 +470,24 @@
     </w:p>
     <w:p>
       <w:r>
-        <w:t>Rubric applies to the presenting team; non-presenting teams earn participation credit for a complete, good-faith worksheet.</w:t>
+        <w:rPr>
+          <w:b/>
+        </w:rPr>
+        <w:t>Write-up (5 pts, every team including the presenters):</w:t>
+      </w:r>
+      <w:r>
+        <w:t xml:space="preserve"> graded on the same instrument for all teams — 5 = complete and substantially correct, with a specific AI reflection · 3 = complete but generic or with major errors · 0–1 = missing or perfunctory.</w:t>
+      </w:r>
+    </w:p>
+    <w:p>
+      <w:r>
+        <w:rPr>
+          <w:b/>
+        </w:rPr>
+        <w:t>Presentation (20 pts, Team 5 only, team-graded):</w:t>
+      </w:r>
+      <w:r>
+        <w:t xml:space="preserve"> scored on the rubric below.</w:t>
       </w:r>
     </w:p>
     <w:tbl>

--- a/hub/files/Case6.docx
+++ b/hub/files/Case6.docx
@@ -123,7 +123,7 @@
               <w:rPr>
                 <w:sz w:val="19"/>
               </w:rPr>
-              <w:t>Wed Oct 14, start of class (worksheet, all teams); Team 5 presents in class (Zoom) that day</w:t>
+              <w:t>Wed Oct 14, start of class (worksheet, all teams); Team 5 presents in class that day</w:t>
             </w:r>
           </w:p>
         </w:tc>

--- a/hub/files/Case6.docx
+++ b/hub/files/Case6.docx
@@ -223,13 +223,13 @@
         <w:t>Descriptives + the data analysis plan</w:t>
       </w:r>
       <w:r>
-        <w:t xml:space="preserve"> (watch the assigned pre-watch recording first) → Practice — Summit Point round </w:t>
+        <w:t xml:space="preserve"> (watch the assigned pre-watch recording first) → Practice — Summit Point </w:t>
       </w:r>
       <w:r>
         <w:rPr>
           <w:b/>
         </w:rPr>
-        <w:t>r10</w:t>
+        <w:t>Round 10</w:t>
       </w:r>
       <w:r>
         <w:t>'s fielding-QA block → Now the case: your own PA5.5 data collection is live this week, so every trade-off Mr. Campion faces — coverage, cost, self-selection, incentives — is one your team is managing right now.</w:t>
@@ -267,16 +267,16 @@
         <w:t>AI voice tutor</w:t>
       </w:r>
       <w:r>
-        <w:t xml:space="preserve"> (ChatGPT voice mode; starter prompt posted with the case), with this week's assigned </w:t>
+        <w:t xml:space="preserve"> (ChatGPT voice mode; starter prompt below) with the assigned textbook chapter — </w:t>
       </w:r>
       <w:r>
         <w:rPr>
           <w:b/>
         </w:rPr>
-        <w:t>textbook chapter</w:t>
+        <w:t>Ch. 6, Evaluating Survey Data Collection Methods</w:t>
       </w:r>
       <w:r>
-        <w:t xml:space="preserve"> in hand as context — it quizzes and challenges rather than answering. Disclose the session in the AI reflection.*</w:t>
+        <w:t xml:space="preserve"> — in hand as context. The tutor quizzes and challenges rather than answering. Disclose the session in the AI reflection.*</w:t>
       </w:r>
     </w:p>
     <w:p>
@@ -369,7 +369,41 @@
         <w:t>Team 5 (presenters):</w:t>
       </w:r>
       <w:r>
-        <w:t xml:space="preserve"> watch the prior team's recording, then build a presentation that beats it — re-teach the selection-bias logic better, critique the prior presentation, and run an interactive mechanism-choice exercise.</w:t>
+        <w:t xml:space="preserve"> build a fresh presentation that teaches how each response mechanism filters who ends up in the data, and add at least one thing that goes beyond the assigned recording.</w:t>
+      </w:r>
+    </w:p>
+    <w:p>
+      <w:pPr>
+        <w:pStyle w:val="Heading2"/>
+      </w:pPr>
+      <w:r>
+        <w:t>AI voice tutor — starter prompt</w:t>
+      </w:r>
+    </w:p>
+    <w:p>
+      <w:r>
+        <w:t xml:space="preserve">Have </w:t>
+      </w:r>
+      <w:r>
+        <w:rPr>
+          <w:b/>
+        </w:rPr>
+        <w:t>Burns &amp; Veeck, *Marketing Research* (10th ed.), Ch. 6 — Evaluating Survey Data Collection Methods</w:t>
+      </w:r>
+      <w:r>
+        <w:t xml:space="preserve"> open (eText or printout) during the session. Copy the prompt below into ChatGPT, switch to voice mode, and work the case out loud:</w:t>
+      </w:r>
+    </w:p>
+    <w:p>
+      <w:pPr>
+        <w:ind w:left="432"/>
+      </w:pPr>
+      <w:r>
+        <w:rPr>
+          <w:i/>
+          <w:sz w:val="19"/>
+        </w:rPr>
+        <w:t>You are my marketing-research case tutor. I am preparing the attached mini-case for IBM 3302. I also have the assigned textbook chapter in front of me — when I cite it, push me to connect the concept to the case. Your rules: quiz me and challenge my positions with follow-up questions; never give me the answer outright; when I'm vague, demand the specific concept, variable, or decision rule; end by making me state my team's final answers out loud so I can write them down. Start by asking me what the case's core decision is.</w:t>
       </w:r>
     </w:p>
     <w:p>
@@ -435,37 +469,37 @@
         <w:rPr>
           <w:b/>
         </w:rPr>
-        <w:t>The benchmark (Team 5):</w:t>
+        <w:t>The presentation (Team 5):</w:t>
       </w:r>
       <w:r>
-        <w:t xml:space="preserve"> the prior semester's recorded presentation of this case is posted on Canvas — your job is to beat it: (1) re-teach at least one key concept </w:t>
+        <w:t xml:space="preserve"> present fresh — there is no prior recording to study. In a </w:t>
       </w:r>
       <w:r>
         <w:rPr>
           <w:b/>
         </w:rPr>
-        <w:t>better</w:t>
+        <w:t>20-minute block (15 min presentation + 5 min Q&amp;A)</w:t>
       </w:r>
       <w:r>
-        <w:t xml:space="preserve"> than the recording, (2) critique the prior presentation — what worked, what misled, what was missed — and (3) run an </w:t>
+        <w:t xml:space="preserve">: (1) </w:t>
       </w:r>
       <w:r>
         <w:rPr>
           <w:b/>
         </w:rPr>
-        <w:t>original interactive exercise</w:t>
+        <w:t>teach the case's key idea</w:t>
       </w:r>
       <w:r>
-        <w:t xml:space="preserve"> with the class. </w:t>
+        <w:t xml:space="preserve"> clearly enough that a classmate could apply it on the quiz, and (2) go </w:t>
       </w:r>
       <w:r>
         <w:rPr>
           <w:b/>
         </w:rPr>
-        <w:t>20-minute block: 15 min presentation + 5 min Q&amp;A.</w:t>
+        <w:t>beyond the assigned recording</w:t>
       </w:r>
       <w:r>
-        <w:t xml:space="preserve"> If no prior recording exists for this case, the instructor's Case-1 demo is the benchmark.</w:t>
+        <w:t xml:space="preserve"> in at least one way — an example, pitfall, demonstration, or application it doesn't cover (where no recording is assigned that week, go beyond the textbook chapter). My Case-1 demo models the format.</w:t>
       </w:r>
     </w:p>
     <w:p>
@@ -703,7 +737,7 @@
               <w:rPr>
                 <w:sz w:val="19"/>
               </w:rPr>
-              <w:t>Beat the benchmark: re-teach &amp; critique</w:t>
+              <w:t>Teach the key idea</w:t>
             </w:r>
           </w:p>
         </w:tc>
@@ -739,7 +773,7 @@
               <w:rPr>
                 <w:sz w:val="19"/>
               </w:rPr>
-              <w:t>How response mechanisms filter the data taught measurably better than the prior recording; the critique names specifics, not vibes</w:t>
+              <w:t>How each mechanism filters respondents taught clearly enough to apply; cost, coverage, and bias trade-offs compared</w:t>
             </w:r>
           </w:p>
         </w:tc>
@@ -759,7 +793,7 @@
               <w:rPr>
                 <w:sz w:val="19"/>
               </w:rPr>
-              <w:t>Interactive exercise &amp; delivery</w:t>
+              <w:t>Beyond the recording &amp; delivery</w:t>
             </w:r>
           </w:p>
         </w:tc>
@@ -795,7 +829,7 @@
               <w:rPr>
                 <w:sz w:val="19"/>
               </w:rPr>
-              <w:t>Original exercise that makes the class apply the skill; 15 min + 5 Q&amp;A, clear slides, run to time</w:t>
+              <w:t>At least one specific contribution the assigned recording doesn't cover; the class engaged (a question, quick poll, or short exercise); 15 min + 5 Q&amp;A, run to time</w:t>
             </w:r>
           </w:p>
         </w:tc>

--- a/hub/files/Case6.docx
+++ b/hub/files/Case6.docx
@@ -223,7 +223,7 @@
         <w:t>Descriptives + the data analysis plan</w:t>
       </w:r>
       <w:r>
-        <w:t xml:space="preserve"> (watch the assigned pre-watch recording first) → Practice — Summit Point </w:t>
+        <w:t xml:space="preserve"> (live lecture) → Practice — Summit Point </w:t>
       </w:r>
       <w:r>
         <w:rPr>
@@ -369,7 +369,7 @@
         <w:t>Team 5 (presenters):</w:t>
       </w:r>
       <w:r>
-        <w:t xml:space="preserve"> build a fresh presentation that teaches how each response mechanism filters who ends up in the data, and add at least one thing that goes beyond the assigned recording.</w:t>
+        <w:t xml:space="preserve"> build a fresh presentation that teaches how each response mechanism filters who ends up in the data, and add at least one thing that goes beyond the Monday lecture.</w:t>
       </w:r>
     </w:p>
     <w:p>
@@ -496,7 +496,7 @@
         <w:rPr>
           <w:b/>
         </w:rPr>
-        <w:t>beyond the assigned recording</w:t>
+        <w:t>beyond the Monday lecture</w:t>
       </w:r>
       <w:r>
         <w:t xml:space="preserve"> in at least one way — an example, pitfall, demonstration, or application it doesn't cover (where no recording is assigned that week, go beyond the textbook chapter). My Case-1 demo models the format.</w:t>
@@ -793,7 +793,7 @@
               <w:rPr>
                 <w:sz w:val="19"/>
               </w:rPr>
-              <w:t>Beyond the recording &amp; delivery</w:t>
+              <w:t>Beyond the lecture &amp; delivery</w:t>
             </w:r>
           </w:p>
         </w:tc>
@@ -829,7 +829,7 @@
               <w:rPr>
                 <w:sz w:val="19"/>
               </w:rPr>
-              <w:t>At least one specific contribution the assigned recording doesn't cover; the class engaged (a question, quick poll, or short exercise); 15 min + 5 Q&amp;A, run to time</w:t>
+              <w:t>At least one specific contribution the Monday lecture and the textbook chapter don't cover; the class engaged (a question, quick poll, or short exercise); 15 min + 5 Q&amp;A, run to time</w:t>
             </w:r>
           </w:p>
         </w:tc>
